--- a/pr-preview/pr-333/prediction-handout-tracked-changes.docx
+++ b/pr-preview/pr-333/prediction-handout-tracked-changes.docx
@@ -16,7 +16,7 @@
       </w:pPr>
       <w:del w:id="1" w:author="PR Preview" w:date="2026-01-01T00:00:00Z">
         <w:r>
-          <w:delText xml:space="preserve">Last modified: 2026-10-17 21:08:29 (PDT)</w:delText>
+          <w:delText xml:space="preserve">Last modified: 2026-10-18 11:21:26 (PDT)</w:delText>
         </w:r>
       </w:del>
     </w:p>
@@ -26,7 +26,7 @@
       </w:pPr>
       <w:ins w:id="2" w:author="PR Preview" w:date="2026-01-01T00:00:00Z">
         <w:r>
-          <w:t xml:space="preserve">Last modified: 2026-10-18 00:41:17 (PDT)</w:t>
+          <w:t xml:space="preserve">Last modified: 2026-10-18 11:35:52 (PDT)</w:t>
         </w:r>
       </w:ins>
     </w:p>
@@ -936,7 +936,7 @@
         <w:t xml:space="preserve"> </w:t>
       </w:r>
       <w:r>
-        <w:t xml:space="preserve">(Hastie et al. 2009, 20)</w:t>
+        <w:t xml:space="preserve">[1, p. 20]</w:t>
       </w:r>
       <w:r>
         <w:t xml:space="preserve">.</w:t>
@@ -1438,7 +1438,7 @@
         <w:t xml:space="preserve"> </w:t>
       </w:r>
       <w:r>
-        <w:t xml:space="preserve">Wikipedia contributors (2026a)</w:t>
+        <w:t xml:space="preserve">Wikipedia contributors [2]</w:t>
       </w:r>
       <w:r>
         <w:t xml:space="preserve">.</w:t>
@@ -2419,7 +2419,7 @@
         <w:t xml:space="preserve"> </w:t>
       </w:r>
       <w:r>
-        <w:t xml:space="preserve">(Hosmer and Lemeshow 1989)</w:t>
+        <w:t xml:space="preserve">[3]</w:t>
       </w:r>
       <w:r>
         <w:t xml:space="preserve">.</w:t>
@@ -4388,7 +4388,7 @@
         <w:t xml:space="preserve"> </w:t>
       </w:r>
       <w:r>
-        <w:t xml:space="preserve">Wikipedia contributors (2026b)</w:t>
+        <w:t xml:space="preserve">Wikipedia contributors [4]</w:t>
       </w:r>
       <w:r>
         <w:t xml:space="preserve">.</w:t>
@@ -6896,7 +6896,7 @@
         </w:numPr>
       </w:pPr>
       <w:r>
-        <w:t xml:space="preserve">Wikipedia contributors (2026a)</w:t>
+        <w:t xml:space="preserve">Wikipedia contributors [2]</w:t>
       </w:r>
       <w:r>
         <w:t xml:space="preserve"> </w:t>
@@ -6913,7 +6913,7 @@
         </w:numPr>
       </w:pPr>
       <w:r>
-        <w:t xml:space="preserve">Wikipedia contributors (2026b)</w:t>
+        <w:t xml:space="preserve">Wikipedia contributors [4]</w:t>
       </w:r>
       <w:r>
         <w:t xml:space="preserve"> </w:t>
@@ -6939,7 +6939,16 @@
         <w:pStyle w:val="Bibliography"/>
       </w:pPr>
       <w:r>
-        <w:t xml:space="preserve">Hastie, Trevor, Robert Tibshirani, and Jerome Friedman. 2009.</w:t>
+        <w:t xml:space="preserve">[1]</w:t>
+      </w:r>
+      <w:r>
+        <w:t xml:space="preserve"> </w:t>
+      </w:r>
+      <w:r>
+        <w:t xml:space="preserve">	</w:t>
+      </w:r>
+      <w:r>
+        <w:t xml:space="preserve">T. Hastie, R. Tibshirani, and J. Friedman,</w:t>
       </w:r>
       <w:r>
         <w:t xml:space="preserve"> </w:t>
@@ -6949,10 +6958,10 @@
           <w:i/>
           <w:iCs/>
         </w:rPr>
-        <w:t xml:space="preserve">The Elements of Statistical Learning: Data Mining, Inference, and Prediction</w:t>
-      </w:r>
-      <w:r>
-        <w:t xml:space="preserve">. 2nd ed. Springer.</w:t>
+        <w:t xml:space="preserve">The elements of statistical learning: Data mining, inference, and prediction</w:t>
+      </w:r>
+      <w:r>
+        <w:t xml:space="preserve">, 2nd ed. Springer, 2009. doi:</w:t>
       </w:r>
       <w:r>
         <w:t xml:space="preserve"> </w:t>
@@ -6962,7 +6971,7 @@
           <w:rPr>
             <w:rStyle w:val="Hyperlink"/>
           </w:rPr>
-          <w:t xml:space="preserve">https://doi.org/10.1007/978-0-387-84858-7</w:t>
+          <w:t xml:space="preserve">10.1007/978-0-387-84858-7</w:t>
         </w:r>
       </w:hyperlink>
       <w:r>
@@ -6970,89 +6979,54 @@
       </w:r>
     </w:p>
     <w:bookmarkEnd w:id="48"/>
-    <w:bookmarkStart w:id="49" w:name="ref-hosmer1989applied"/>
+    <w:bookmarkStart w:id="50" w:name="ref-wikipedia_errors_and_residuals"/>
     <w:p>
       <w:pPr>
         <w:pStyle w:val="Bibliography"/>
       </w:pPr>
       <w:r>
-        <w:t xml:space="preserve">Hosmer, David W., and Stanley Lemeshow. 1989.</w:t>
-      </w:r>
-      <w:r>
-        <w:t xml:space="preserve"> </w:t>
-      </w:r>
-      <w:r>
-        <w:rPr>
-          <w:i/>
-          <w:iCs/>
-        </w:rPr>
-        <w:t xml:space="preserve">Applied Logistic Regression</w:t>
-      </w:r>
-      <w:r>
-        <w:t xml:space="preserve">. Wiley.</w:t>
-      </w:r>
-    </w:p>
-    <w:bookmarkEnd w:id="49"/>
-    <w:bookmarkStart w:id="51" w:name="ref-wikipedia_errors_and_residuals"/>
-    <w:p>
-      <w:pPr>
-        <w:pStyle w:val="Bibliography"/>
-      </w:pPr>
-      <w:r>
-        <w:t xml:space="preserve">Wikipedia contributors. 2026a.</w:t>
-      </w:r>
-      <w:r>
-        <w:t xml:space="preserve"> </w:t>
-      </w:r>
-      <w:r>
-        <w:rPr>
-          <w:i/>
-          <w:iCs/>
-        </w:rPr>
-        <w:t xml:space="preserve">Errors and Residuals —</w:t>
-      </w:r>
-      <w:r>
-        <w:rPr>
-          <w:i/>
-          <w:iCs/>
-        </w:rPr>
-        <w:t xml:space="preserve"> </w:t>
-      </w:r>
-      <w:r>
-        <w:rPr>
-          <w:i/>
-          <w:iCs/>
-        </w:rPr>
+        <w:t xml:space="preserve">[2]</w:t>
+      </w:r>
+      <w:r>
+        <w:t xml:space="preserve"> </w:t>
+      </w:r>
+      <w:r>
+        <w:t xml:space="preserve">	</w:t>
+      </w:r>
+      <w:r>
+        <w:t xml:space="preserve">Wikipedia contributors,</w:t>
+      </w:r>
+      <w:r>
+        <w:t xml:space="preserve"> </w:t>
+      </w:r>
+      <w:r>
+        <w:t xml:space="preserve">“Errors and residuals —</w:t>
+      </w:r>
+      <w:r>
+        <w:t xml:space="preserve"> </w:t>
+      </w:r>
+      <w:r>
         <w:t xml:space="preserve">Wikipedia</w:t>
       </w:r>
       <w:r>
-        <w:rPr>
-          <w:i/>
-          <w:iCs/>
-        </w:rPr>
         <w:t xml:space="preserve">,</w:t>
       </w:r>
       <w:r>
-        <w:rPr>
-          <w:i/>
-          <w:iCs/>
-        </w:rPr>
-        <w:t xml:space="preserve"> </w:t>
-      </w:r>
-      <w:r>
-        <w:rPr>
-          <w:i/>
-          <w:iCs/>
-        </w:rPr>
-        <w:t xml:space="preserve">the Free Encyclopedia</w:t>
-      </w:r>
-      <w:r>
-        <w:t xml:space="preserve">.</w:t>
-      </w:r>
-      <w:r>
-        <w:t xml:space="preserve"> </w:t>
-      </w:r>
-      <w:hyperlink r:id="rId50">
+        <w:t xml:space="preserve"> </w:t>
+      </w:r>
+      <w:r>
+        <w:t xml:space="preserve">the free encyclopedia.”</w:t>
+      </w:r>
+      <w:r>
+        <w:t xml:space="preserve"> </w:t>
+      </w:r>
+      <w:r>
+        <w:t xml:space="preserve">2026. Available:</w:t>
+      </w:r>
+      <w:r>
+        <w:t xml:space="preserve"> </w:t>
+      </w:r>
+      <w:hyperlink r:id="rId49">
         <w:r>
           <w:rPr>
             <w:rStyle w:val="Hyperlink"/>
@@ -7060,8 +7034,37 @@
           <w:t xml:space="preserve">https://en.wikipedia.org/wiki/Errors_and_residuals</w:t>
         </w:r>
       </w:hyperlink>
-      <w:r>
-        <w:t xml:space="preserve">.</w:t>
+    </w:p>
+    <w:bookmarkEnd w:id="50"/>
+    <w:bookmarkStart w:id="51" w:name="ref-hosmer1989applied"/>
+    <w:p>
+      <w:pPr>
+        <w:pStyle w:val="Bibliography"/>
+      </w:pPr>
+      <w:r>
+        <w:t xml:space="preserve">[3]</w:t>
+      </w:r>
+      <w:r>
+        <w:t xml:space="preserve"> </w:t>
+      </w:r>
+      <w:r>
+        <w:t xml:space="preserve">	</w:t>
+      </w:r>
+      <w:r>
+        <w:t xml:space="preserve">D. W. Hosmer and S. Lemeshow,</w:t>
+      </w:r>
+      <w:r>
+        <w:t xml:space="preserve"> </w:t>
+      </w:r>
+      <w:r>
+        <w:rPr>
+          <w:i/>
+          <w:iCs/>
+        </w:rPr>
+        <w:t xml:space="preserve">Applied logistic regression</w:t>
+      </w:r>
+      <w:r>
+        <w:t xml:space="preserve">. New York: Wiley, 1989.</w:t>
       </w:r>
     </w:p>
     <w:bookmarkEnd w:id="51"/>
@@ -7071,55 +7074,43 @@
         <w:pStyle w:val="Bibliography"/>
       </w:pPr>
       <w:r>
-        <w:t xml:space="preserve">Wikipedia contributors. 2026b.</w:t>
-      </w:r>
-      <w:r>
-        <w:t xml:space="preserve"> </w:t>
-      </w:r>
-      <w:r>
-        <w:rPr>
-          <w:i/>
-          <w:iCs/>
-        </w:rPr>
-        <w:t xml:space="preserve">Mean Squared Prediction Error —</w:t>
-      </w:r>
-      <w:r>
-        <w:rPr>
-          <w:i/>
-          <w:iCs/>
-        </w:rPr>
-        <w:t xml:space="preserve"> </w:t>
-      </w:r>
-      <w:r>
-        <w:rPr>
-          <w:i/>
-          <w:iCs/>
-        </w:rPr>
+        <w:t xml:space="preserve">[4]</w:t>
+      </w:r>
+      <w:r>
+        <w:t xml:space="preserve"> </w:t>
+      </w:r>
+      <w:r>
+        <w:t xml:space="preserve">	</w:t>
+      </w:r>
+      <w:r>
+        <w:t xml:space="preserve">Wikipedia contributors,</w:t>
+      </w:r>
+      <w:r>
+        <w:t xml:space="preserve"> </w:t>
+      </w:r>
+      <w:r>
+        <w:t xml:space="preserve">“Mean squared prediction error —</w:t>
+      </w:r>
+      <w:r>
+        <w:t xml:space="preserve"> </w:t>
+      </w:r>
+      <w:r>
         <w:t xml:space="preserve">Wikipedia</w:t>
       </w:r>
       <w:r>
-        <w:rPr>
-          <w:i/>
-          <w:iCs/>
-        </w:rPr>
         <w:t xml:space="preserve">,</w:t>
       </w:r>
       <w:r>
-        <w:rPr>
-          <w:i/>
-          <w:iCs/>
-        </w:rPr>
-        <w:t xml:space="preserve"> </w:t>
-      </w:r>
-      <w:r>
-        <w:rPr>
-          <w:i/>
-          <w:iCs/>
-        </w:rPr>
-        <w:t xml:space="preserve">the Free Encyclopedia</w:t>
-      </w:r>
-      <w:r>
-        <w:t xml:space="preserve">.</w:t>
+        <w:t xml:space="preserve"> </w:t>
+      </w:r>
+      <w:r>
+        <w:t xml:space="preserve">the free encyclopedia.”</w:t>
+      </w:r>
+      <w:r>
+        <w:t xml:space="preserve"> </w:t>
+      </w:r>
+      <w:r>
+        <w:t xml:space="preserve">2026. Available:</w:t>
       </w:r>
       <w:r>
         <w:t xml:space="preserve"> </w:t>
@@ -7132,9 +7123,6 @@
           <w:t xml:space="preserve">https://en.wikipedia.org/wiki/Mean_squared_prediction_error</w:t>
         </w:r>
       </w:hyperlink>
-      <w:r>
-        <w:t xml:space="preserve">.</w:t>
-      </w:r>
     </w:p>
     <w:bookmarkEnd w:id="53"/>
     <w:bookmarkEnd w:id="54"/>
